--- a/en/discovery-articles/2.1 The Scientific Method.docx
+++ b/en/discovery-articles/2.1 The Scientific Method.docx
@@ -43,7 +43,7 @@
           <w:i/>
           <w:sz w:val="22"/>
         </w:rPr>
-        <w:t>Period: c. 1000-1600 CE (development from Ibn al-Haytham to Bacon, Galileo, Descartes) | Key figure(s): Ibn al-Haytham (optics, c. 1021); Francis Bacon; Galileo Galilei; Rene Descartes</w:t>
+        <w:t>Period: c. 1000-1600 CE (development from Ibn al-Haytham to Bacon, Galileo, Descartes) | Key figure(s): Ibn al-Haytham (optics, c. 1021); Francis Bacon; Galileo Galilei; René Descartes</w:t>
       </w:r>
     </w:p>
     <w:p>
@@ -200,7 +200,7 @@
           <w:i w:val="0"/>
           <w:sz w:val="22"/>
         </w:rPr>
-        <w:t>Many people built the method. Aristotle observed and classified, but later science demanded more testing. Ibn al-Haytham, working in the Islamic world around the year 1000, insisted that claims about light be checked by experiment. In early modern Europe, Galileo measured motion; Francis Bacon argued for organised collection of facts; Rene Descartes stressed clear reasoning. No one owns the method. It is a tradition.</w:t>
+        <w:t>Many people built the method. Aristotle observed and classified, but later science demanded more testing. Ibn al-Haytham, working in the Islamic world around the year 1000, insisted that claims about light be checked by experiment. In early modern Europe, Galileo measured motion; Francis Bacon argued for organised collection of facts; René Descartes stressed clear reasoning. No one owns the method. It is a tradition.</w:t>
       </w:r>
     </w:p>
     <w:p>

--- a/en/discovery-articles/2.1 The Scientific Method.docx
+++ b/en/discovery-articles/2.1 The Scientific Method.docx
@@ -346,7 +346,7 @@
           <w:color w:val="004E8C"/>
           <w:sz w:val="24"/>
         </w:rPr>
-        <w:t>C. Institutional and encyclopedic sources</w:t>
+        <w:t>Institutional and encyclopedic sources</w:t>
       </w:r>
     </w:p>
     <w:p>
@@ -427,7 +427,7 @@
           <w:color w:val="004E8C"/>
           <w:sz w:val="24"/>
         </w:rPr>
-        <w:t>D. Museum, archive, and library resources</w:t>
+        <w:t>Museum, archive, and library resources</w:t>
       </w:r>
     </w:p>
     <w:p>
